--- a/courts/ninth-circuit/california/state/court-of-appeal-fifth-district/amicus-brief/usage/OUTPUT-amicus-brief.docx
+++ b/courts/ninth-circuit/california/state/court-of-appeal-fifth-district/amicus-brief/usage/OUTPUT-amicus-brief.docx
@@ -1087,9 +1087,7 @@
               <w:t xml:space="preserve"> </w:t>
             </w:r>
             <w:r>
-              <w:t xml:space="preserve">352</w:t>
-              <w:noBreakHyphen/>
-              <w:t xml:space="preserve">7276</w:t>
+              <w:t xml:space="preserve">352-⁠7276</w:t>
             </w:r>
           </w:p>
           <w:p>
@@ -1111,9 +1109,7 @@
               <w:t xml:space="preserve"> </w:t>
             </w:r>
             <w:r>
-              <w:t xml:space="preserve">359</w:t>
-              <w:noBreakHyphen/>
-              <w:t xml:space="preserve">0938</w:t>
+              <w:t xml:space="preserve">359-⁠0938</w:t>
             </w:r>
             <w:r>
               <w:t xml:space="preserve"> </w:t>
@@ -1295,9 +1291,7 @@
               <w:t xml:space="preserve"> </w:t>
             </w:r>
             <w:r>
-              <w:t xml:space="preserve">432</w:t>
-              <w:noBreakHyphen/>
-              <w:t xml:space="preserve">5400</w:t>
+              <w:t xml:space="preserve">432-⁠5400</w:t>
             </w:r>
           </w:p>
           <w:p>
@@ -1319,9 +1313,7 @@
               <w:t xml:space="preserve"> </w:t>
             </w:r>
             <w:r>
-              <w:t xml:space="preserve">432</w:t>
-              <w:noBreakHyphen/>
-              <w:t xml:space="preserve">5620</w:t>
+              <w:t xml:space="preserve">432-⁠5620</w:t>
             </w:r>
           </w:p>
           <w:p>
@@ -1564,7 +1556,7 @@
         <w:tab/>
       </w:r>
       <w:r>
-        <w:t xml:space="preserve">4</w:t>
+        <w:t xml:space="preserve">5</w:t>
       </w:r>
     </w:p>
     <w:p>
@@ -1586,7 +1578,7 @@
         <w:tab/>
       </w:r>
       <w:r>
-        <w:t xml:space="preserve">5</w:t>
+        <w:t xml:space="preserve">6</w:t>
       </w:r>
     </w:p>
     <w:p>
@@ -1608,7 +1600,7 @@
         <w:tab/>
       </w:r>
       <w:r>
-        <w:t xml:space="preserve">5</w:t>
+        <w:t xml:space="preserve">6</w:t>
       </w:r>
     </w:p>
     <w:p>
@@ -1654,7 +1646,7 @@
         <w:tab/>
       </w:r>
       <w:r>
-        <w:t xml:space="preserve">6</w:t>
+        <w:t xml:space="preserve">7</w:t>
       </w:r>
     </w:p>
     <w:p>
@@ -1796,7 +1788,7 @@
         <w:tab/>
       </w:r>
       <w:r>
-        <w:t xml:space="preserve">10</w:t>
+        <w:t xml:space="preserve">11</w:t>
       </w:r>
     </w:p>
     <w:p>
@@ -1980,7 +1972,7 @@
         <w:tab/>
       </w:r>
       <w:r>
-        <w:t xml:space="preserve">13</w:t>
+        <w:t xml:space="preserve">14</w:t>
       </w:r>
     </w:p>
     <w:p>
@@ -2128,7 +2120,7 @@
         <w:tab/>
       </w:r>
       <w:r>
-        <w:t xml:space="preserve">14</w:t>
+        <w:t xml:space="preserve">16</w:t>
       </w:r>
     </w:p>
     <w:p>
@@ -2264,7 +2256,7 @@
         <w:tab/>
       </w:r>
       <w:r>
-        <w:t xml:space="preserve">18</w:t>
+        <w:t xml:space="preserve">20</w:t>
       </w:r>
     </w:p>
     <w:p>
@@ -2286,7 +2278,7 @@
         <w:tab/>
       </w:r>
       <w:r>
-        <w:t xml:space="preserve">20</w:t>
+        <w:t xml:space="preserve">21</w:t>
       </w:r>
     </w:p>
     <w:p>
@@ -2447,7 +2439,7 @@
         <w:tab/>
       </w:r>
       <w:r>
-        <w:t xml:space="preserve">7, 10</w:t>
+        <w:t xml:space="preserve">8, 11</w:t>
       </w:r>
     </w:p>
     <w:p>
@@ -2553,7 +2545,7 @@
         <w:tab/>
       </w:r>
       <w:r>
-        <w:t xml:space="preserve">8</w:t>
+        <w:t xml:space="preserve">9</w:t>
       </w:r>
     </w:p>
     <w:p>
@@ -2701,7 +2693,7 @@
         <w:tab/>
       </w:r>
       <w:r>
-        <w:t xml:space="preserve">13</w:t>
+        <w:t xml:space="preserve">14</w:t>
       </w:r>
     </w:p>
     <w:p>
@@ -2821,7 +2813,7 @@
         <w:tab/>
       </w:r>
       <w:r>
-        <w:t xml:space="preserve">7</w:t>
+        <w:t xml:space="preserve">8</w:t>
       </w:r>
     </w:p>
     <w:p>
@@ -2899,7 +2891,7 @@
         <w:tab/>
       </w:r>
       <w:r>
-        <w:t xml:space="preserve">6</w:t>
+        <w:t xml:space="preserve">7</w:t>
       </w:r>
     </w:p>
     <w:p>
@@ -3019,7 +3011,7 @@
         <w:tab/>
       </w:r>
       <w:r>
-        <w:t xml:space="preserve">18</w:t>
+        <w:t xml:space="preserve">20</w:t>
       </w:r>
     </w:p>
     <w:p>
@@ -3125,7 +3117,7 @@
         <w:tab/>
       </w:r>
       <w:r>
-        <w:t xml:space="preserve">8</w:t>
+        <w:t xml:space="preserve">10</w:t>
       </w:r>
     </w:p>
     <w:p>
@@ -3217,7 +3209,7 @@
         <w:tab/>
       </w:r>
       <w:r>
-        <w:t xml:space="preserve">8</w:t>
+        <w:t xml:space="preserve">10</w:t>
       </w:r>
     </w:p>
     <w:p>
@@ -3273,7 +3265,7 @@
         <w:tab/>
       </w:r>
       <w:r>
-        <w:t xml:space="preserve">5</w:t>
+        <w:t xml:space="preserve">6</w:t>
       </w:r>
     </w:p>
     <w:p>
@@ -3313,7 +3305,7 @@
         <w:tab/>
       </w:r>
       <w:r>
-        <w:t xml:space="preserve">5</w:t>
+        <w:t xml:space="preserve">6</w:t>
       </w:r>
     </w:p>
     <w:p>
@@ -3353,7 +3345,7 @@
         <w:tab/>
       </w:r>
       <w:r>
-        <w:t xml:space="preserve">5</w:t>
+        <w:t xml:space="preserve">6</w:t>
       </w:r>
     </w:p>
     <w:p>
@@ -3405,7 +3397,7 @@
         <w:tab/>
       </w:r>
       <w:r>
-        <w:t xml:space="preserve">5, 11</w:t>
+        <w:t xml:space="preserve">6, 12</w:t>
       </w:r>
     </w:p>
     <w:p>
@@ -3688,13 +3680,7 @@
         <w:pStyle w:val="BodyText"/>
       </w:pPr>
       <w:r>
-        <w:t xml:space="preserve">461 U.S. at 357</w:t>
-      </w:r>
-      <w:r>
-        <w:noBreakHyphen/>
-      </w:r>
-      <w:r>
-        <w:t xml:space="preserve">358.</w:t>
+        <w:t xml:space="preserve">461 U.S. at 357-⁠358.</w:t>
       </w:r>
     </w:p>
     <w:p>
@@ -3810,13 +3796,7 @@
         <w:t xml:space="preserve"> </w:t>
       </w:r>
       <w:r>
-        <w:t xml:space="preserve">a very stringent vagueness test should apply, requiring the laws meet the “strictest standards of clarity” to be upheld. The State’s Reply brief ignores this, and argues only that, in a facial constitutional challenge, a law must be unconstitutional in all of its applications for the challenger to succeed outside the free speech and abortion contexts. State’s Reply Br. 1</w:t>
-      </w:r>
-      <w:r>
-        <w:noBreakHyphen/>
-      </w:r>
-      <w:r>
-        <w:t xml:space="preserve">2.</w:t>
+        <w:t xml:space="preserve">a very stringent vagueness test should apply, requiring the laws meet the “strictest standards of clarity” to be upheld. The State’s Reply brief ignores this, and argues only that, in a facial constitutional challenge, a law must be unconstitutional in all of its applications for the challenger to succeed outside the free speech and abortion contexts. State’s Reply Br. 1-⁠2.</w:t>
       </w:r>
     </w:p>
     <w:p>
@@ -3851,13 +3831,7 @@
         <w:t xml:space="preserve">States v. Salerno</w:t>
       </w:r>
       <w:r>
-        <w:t xml:space="preserve">, 481 U.S. 739 (1987) (facial challenge to Bail Reform Act based on Due Process Clause of the Fifth Amendment and Eighth Amendment’s proscription against excessive bail) and in the cases cited at pages 5</w:t>
-      </w:r>
-      <w:r>
-        <w:noBreakHyphen/>
-      </w:r>
-      <w:r>
-        <w:t xml:space="preserve">6 of Appellants’ Reply Brief, including</w:t>
+        <w:t xml:space="preserve">, 481 U.S. 739 (1987) (facial challenge to Bail Reform Act based on Due Process Clause of the Fifth Amendment and Eighth Amendment’s proscription against excessive bail) and in the cases cited at pages 5-⁠6 of Appellants’ Reply Brief, including</w:t>
       </w:r>
       <w:r>
         <w:t xml:space="preserve"> </w:t>
@@ -3900,13 +3874,7 @@
         <w:t xml:space="preserve"> </w:t>
       </w:r>
       <w:r>
-        <w:t xml:space="preserve">and the cases cited at pages 5</w:t>
-      </w:r>
-      <w:r>
-        <w:noBreakHyphen/>
-      </w:r>
-      <w:r>
-        <w:t xml:space="preserve">6 of Appellants’ Reply Brief did not involve vagueness challenges to laws that abut upon constitutional rights. Thus, while the “void in all applications” test was properly applied in</w:t>
+        <w:t xml:space="preserve">and the cases cited at pages 5-⁠6 of Appellants’ Reply Brief did not involve vagueness challenges to laws that abut upon constitutional rights. Thus, while the “void in all applications” test was properly applied in</w:t>
       </w:r>
       <w:r>
         <w:t xml:space="preserve"> </w:t>
@@ -3922,13 +3890,7 @@
         <w:t xml:space="preserve"> </w:t>
       </w:r>
       <w:r>
-        <w:t xml:space="preserve">and the cases cited at pages 5</w:t>
-      </w:r>
-      <w:r>
-        <w:noBreakHyphen/>
-      </w:r>
-      <w:r>
-        <w:t xml:space="preserve">6 of Appellants’ Reply Brief, it has no application to the instant case, which does involve a vagueness challenge to laws that impinge upon constitutional conduct and levy criminal penalties without a scienter requirement. Because the general “void in all applications” test does not apply, it is entirely immaterial whether there might be one (or even several) potentially valid applications of the law.</w:t>
+        <w:t xml:space="preserve">and the cases cited at pages 5-⁠6 of Appellants’ Reply Brief, it has no application to the instant case, which does involve a vagueness challenge to laws that impinge upon constitutional conduct and levy criminal penalties without a scienter requirement. Because the general “void in all applications” test does not apply, it is entirely immaterial whether there might be one (or even several) potentially valid applications of the law.</w:t>
       </w:r>
       <w:r>
         <w:rPr>
@@ -3971,13 +3933,7 @@
         <w:t xml:space="preserve">Kolender</w:t>
       </w:r>
       <w:r>
-        <w:t xml:space="preserve">, 461 U.S. at 355</w:t>
-      </w:r>
-      <w:r>
-        <w:noBreakHyphen/>
-      </w:r>
-      <w:r>
-        <w:t xml:space="preserve">56 (facial vagueness challenge to law infringing the constitutional right to freedom of movement and had the potential to suppress First Amendment liberties); see also,</w:t>
+        <w:t xml:space="preserve">, 461 U.S. at 355-⁠56 (facial vagueness challenge to law infringing the constitutional right to freedom of movement and had the potential to suppress First Amendment liberties); see also,</w:t>
       </w:r>
       <w:r>
         <w:t xml:space="preserve"> </w:t>
@@ -4382,13 +4338,7 @@
         <w:t xml:space="preserve"> </w:t>
       </w:r>
       <w:r>
-        <w:t xml:space="preserve">at 48</w:t>
-      </w:r>
-      <w:r>
-        <w:noBreakHyphen/>
-      </w:r>
-      <w:r>
-        <w:t xml:space="preserve">49. Despite these attempts to clarify the scope of the term “loitering,” the Supreme Court of Illinois invalidated the ordinance on the basis that it did not “meet constitutional standards for definiteness and clarity” because it “provides absolute discretion to police officers to determine what activities constitute loitering.”</w:t>
+        <w:t xml:space="preserve">at 48-⁠49. Despite these attempts to clarify the scope of the term “loitering,” the Supreme Court of Illinois invalidated the ordinance on the basis that it did not “meet constitutional standards for definiteness and clarity” because it “provides absolute discretion to police officers to determine what activities constitute loitering.”</w:t>
       </w:r>
       <w:r>
         <w:t xml:space="preserve"> </w:t>
@@ -4480,19 +4430,7 @@
         <w:pStyle w:val="BodyTextNote"/>
       </w:pPr>
       <w:r>
-        <w:t xml:space="preserve">Declaration of Blake Graham at ¶ 13 (J.A. VIII 2257</w:t>
-      </w:r>
-      <w:r>
-        <w:noBreakHyphen/>
-      </w:r>
-      <w:r>
-        <w:t xml:space="preserve">2258), notwithstanding that the Challenged Provisions prohibit vendors throughout the State from shipping “handgun ammunition” to California, and vendors in California from shipping such ammunition to vendors outside California. The plaintiffs’ declarant, Stephen Helsley (who had worked for many years at the Department of Justice), by contrast, considered ammunition as it was used worldwide. Declaration of Stephen Helsley at ¶¶ 22-⁠64 (J.A. VIII 2022</w:t>
-      </w:r>
-      <w:r>
-        <w:noBreakHyphen/>
-      </w:r>
-      <w:r>
-        <w:t xml:space="preserve">2035). If two senior law enforcement officials with the backgrounds of Graham and Helsley had such a different view of even the universe to be considered, it is abundantly obvious that the average law enforcement officer on the street, without even the background of Graham or Helsley, would be wholly unable to apply the law in anything other than an arbitrary manner.</w:t>
+        <w:t xml:space="preserve">Declaration of Blake Graham at ¶ 13 (J.A. VIII 2257-⁠2258), notwithstanding that the Challenged Provisions prohibit vendors throughout the State from shipping “handgun ammunition” to California, and vendors in California from shipping such ammunition to vendors outside California. The plaintiffs’ declarant, Stephen Helsley (who had worked for many years at the Department of Justice), by contrast, considered ammunition as it was used worldwide. Declaration of Stephen Helsley at ¶¶ 22-⁠64 (J.A. VIII 2022-⁠2035). If two senior law enforcement officials with the backgrounds of Graham and Helsley had such a different view of even the universe to be considered, it is abundantly obvious that the average law enforcement officer on the street, without even the background of Graham or Helsley, would be wholly unable to apply the law in anything other than an arbitrary manner.</w:t>
       </w:r>
       <w:r>
         <w:rPr>
@@ -4976,13 +4914,7 @@
         <w:t xml:space="preserve">v. County of Kings</w:t>
       </w:r>
       <w:r>
-        <w:t xml:space="preserve">, 108 Cal.Rptr.2d 445, 25 P.3d 649, 25 Cal.4th 1138 (Cal. 2001), the Supreme Court quoted a letter from Senator Don Rogers to the governor requesting the governor’s signature on Senate Bill No. 2444, the bill which required the Attorney General to produce an “Identification Guide” for so-called “assault weapons.” Letter to Governor Deukmejian Re: Sen. Bill No. 2444 (1989</w:t>
-      </w:r>
-      <w:r>
-        <w:noBreakHyphen/>
-      </w:r>
-      <w:r>
-        <w:t xml:space="preserve">1990 Reg. Sess.) Aug. 23, 1990. In that letter, Sen. Rogers stated:</w:t>
+        <w:t xml:space="preserve">, 108 Cal.Rptr.2d 445, 25 P.3d 649, 25 Cal.4th 1138 (Cal. 2001), the Supreme Court quoted a letter from Senator Don Rogers to the governor requesting the governor’s signature on Senate Bill No. 2444, the bill which required the Attorney General to produce an “Identification Guide” for so-called “assault weapons.” Letter to Governor Deukmejian Re: Sen. Bill No. 2444 (1989-⁠1990 Reg. Sess.) Aug. 23, 1990. In that letter, Sen. Rogers stated:</w:t>
       </w:r>
     </w:p>
     <w:p>
@@ -4990,7 +4922,7 @@
         <w:pStyle w:val="XdQuoteOnly"/>
       </w:pPr>
       <w:r>
-        <w:t xml:space="preserve">“[A] great many law enforcement officers who deal directly with the public are not experts in specific firearms identification . . . . [¶] There are numerous makes and models of civilian military-looking semi-automatic firearms which are not listed by California as `assault weapons’ but which are very similar in external appearance. This situation sets the stage for honest law-enforcement mistakes resulting in unjustified confiscations of non-assault weapon firearms. Such mistakes, although innocently made, could easily result in unnecessary, time-consuming, and costly legal, actions both for law enforcement and for the lawful firearms owners affected.”</w:t>
+        <w:t xml:space="preserve">“[A] great many law enforcement officers who deal directly with the public are not experts in specific firearms identification ⁠. ⁠. ⁠. ⁠. [¶] There are numerous makes and models of civilian military-looking semi-automatic firearms which are not listed by California as `assault weapons’ but which are very similar in external appearance. This situation sets the stage for honest law-enforcement mistakes resulting in unjustified confiscations of non-assault weapon firearms. Such mistakes, although innocently made, could easily result in unnecessary, time-consuming, and costly legal, actions both for law enforcement and for the lawful firearms owners affected.”</w:t>
       </w:r>
     </w:p>
     <w:p>
@@ -5405,13 +5337,7 @@
         <w:pStyle w:val="BodyText"/>
       </w:pPr>
       <w:r>
-        <w:t xml:space="preserve">Undisputed Material Fact (“UMF”) No. 100 (Joint Appendix, volume XI [“J.A. XI”] 2963, citing J.A. V. 1385</w:t>
-      </w:r>
-      <w:r>
-        <w:noBreakHyphen/>
-      </w:r>
-      <w:r>
-        <w:t xml:space="preserve">1386).</w:t>
+        <w:t xml:space="preserve">Undisputed Material Fact (“UMF”) No. 100 (Joint Appendix, volume XI [“J.A. XI”] 2963, citing J.A. V. 1385-⁠1386).</w:t>
       </w:r>
     </w:p>
     <w:p>
@@ -5419,13 +5345,7 @@
         <w:pStyle w:val="BodyText"/>
       </w:pPr>
       <w:r>
-        <w:t xml:space="preserve">Thus, Appellants’ expert’s understanding of the standard appears to indicate that the actual use of the ammunition in a handgun versus a rifle does not matter; what matters, to him, is whether there are more handguns in circulation that fire the ammunition in question than rifles that fire that same ammunition. UMF No. 98 (J.A. XI 2961, citing J.A. V 1385</w:t>
-      </w:r>
-      <w:r>
-        <w:noBreakHyphen/>
-      </w:r>
-      <w:r>
-        <w:t xml:space="preserve">1386). And, when asked to clarify whether he would consider the numerosity of total firearms or the numerosity of models of those firearms to be the determining criteria, he stated:</w:t>
+        <w:t xml:space="preserve">Thus, Appellants’ expert’s understanding of the standard appears to indicate that the actual use of the ammunition in a handgun versus a rifle does not matter; what matters, to him, is whether there are more handguns in circulation that fire the ammunition in question than rifles that fire that same ammunition. UMF No. 98 (J.A. XI 2961, citing J.A. V 1385-⁠1386). And, when asked to clarify whether he would consider the numerosity of total firearms or the numerosity of models of those firearms to be the determining criteria, he stated:</w:t>
       </w:r>
     </w:p>
     <w:p>
@@ -5449,25 +5369,7 @@
         <w:pStyle w:val="BodyTextNote"/>
       </w:pPr>
       <w:r>
-        <w:t xml:space="preserve">Ultimately, therefore, Appellants’ expert’s methodology for determining what ammunition was “principally” used in handguns was an extensive research process that involved looking at handgun sales records and reviewing manufacturers information. UMF Nos. 43</w:t>
-      </w:r>
-      <w:r>
-        <w:noBreakHyphen/>
-      </w:r>
-      <w:r>
-        <w:t xml:space="preserve">47, 61</w:t>
-      </w:r>
-      <w:r>
-        <w:noBreakHyphen/>
-      </w:r>
-      <w:r>
-        <w:t xml:space="preserve">65, 85</w:t>
-      </w:r>
-      <w:r>
-        <w:noBreakHyphen/>
-      </w:r>
-      <w:r>
-        <w:t xml:space="preserve">87, 93.</w:t>
+        <w:t xml:space="preserve">Ultimately, therefore, Appellants’ expert’s methodology for determining what ammunition was “principally” used in handguns was an extensive research process that involved looking at handgun sales records and reviewing manufacturers information. UMF Nos. 43-⁠47, 61-⁠65, 85-⁠87, 93.</w:t>
       </w:r>
       <w:r>
         <w:rPr>
@@ -5503,19 +5405,7 @@
         <w:pStyle w:val="XdQuoteOnly"/>
       </w:pPr>
       <w:r>
-        <w:t xml:space="preserve">The ammunition expert retained by respondents conceded below that there are at least seven cartridges of ammunition that are unquestionably handgun ammunition within the meaning of the challenged definition. (JA VII 2175</w:t>
-      </w:r>
-      <w:r>
-        <w:noBreakHyphen/>
-      </w:r>
-      <w:r>
-        <w:t xml:space="preserve">76 [identifying .25 ACP, .45 GAP, 9mm Federal, 10mm Auto, .357 SIG, .44 Auto Mag, and .38 S&amp;W as handgun ammunition].) Moreover, in deposition testimony offered below, fifteen different cartridges of ammunition were identified by plaintiffs as cartridges that were used more often in handguns than in rifles. (JA VII 2175</w:t>
-      </w:r>
-      <w:r>
-        <w:noBreakHyphen/>
-      </w:r>
-      <w:r>
-        <w:t xml:space="preserve">77.) In addition to these concessions by respondents, the record contains unrebutted expert testimony from the state that sixteen different ammunition cartridges were chambered (i.e. loaded) more frequently in handguns than in rifles. (JA VII 2257.)</w:t>
+        <w:t xml:space="preserve">The ammunition expert retained by respondents conceded below that there are at least seven cartridges of ammunition that are unquestionably handgun ammunition within the meaning of the challenged definition. (JA VII 2175-⁠76 [identifying ⁠.25 ACP, ⁠.45 GAP, 9mm Federal, 10mm Auto, ⁠.357 SIG, ⁠.44 Auto Mag, and ⁠.38 S&amp;W as handgun ammunition].) Moreover, in deposition testimony offered below, fifteen different cartridges of ammunition were identified by plaintiffs as cartridges that were used more often in handguns than in rifles. (JA VII 2175-⁠77.) In addition to these concessions by respondents, the record contains unrebutted expert testimony from the state that sixteen different ammunition cartridges were chambered (i.e. loaded) more frequently in handguns than in rifles. (JA VII 2257.)</w:t>
       </w:r>
     </w:p>
     <w:p>
@@ -8042,9 +7932,7 @@
         <w:t xml:space="preserve"> </w:t>
       </w:r>
       <w:r>
-        <w:t xml:space="preserve">94244</w:t>
-        <w:noBreakHyphen/>
-        <w:t xml:space="preserve">2550.</w:t>
+        <w:t xml:space="preserve">94244-⁠2550.</w:t>
       </w:r>
       <w:r>
         <w:t xml:space="preserve"> </w:t>
@@ -8232,9 +8120,7 @@
         <w:t xml:space="preserve"> </w:t>
       </w:r>
       <w:r>
-        <w:t xml:space="preserve">93721</w:t>
-        <w:noBreakHyphen/>
-        <w:t xml:space="preserve">2220</w:t>
+        <w:t xml:space="preserve">93721-⁠2220</w:t>
       </w:r>
     </w:p>
     <w:p>
@@ -8784,7 +8670,7 @@
         <w:t xml:space="preserve">of Columbia v. Heller</w:t>
       </w:r>
       <w:r>
-        <w:t xml:space="preserve">, 554 U.S. 570 (2008) that the Court’s opinion “should not be taken to cast doubt on . . . laws imposing conditions and qualifications on the commercial sale of arms,”</w:t>
+        <w:t xml:space="preserve">, 554 U.S. 570 (2008) that the Court’s opinion “should not be taken to cast doubt on ⁠. ⁠. ⁠. laws imposing conditions and qualifications on the commercial sale of arms,”</w:t>
       </w:r>
       <w:r>
         <w:t xml:space="preserve"> </w:t>
@@ -8870,13 +8756,7 @@
         <w:t xml:space="preserve"> </w:t>
       </w:r>
       <w:r>
-        <w:t xml:space="preserve">Prior to this litigation, the Department of Justice stated that it could not take an official position on the meaning of the law and which ammunition was “principally for use” in handguns. J.A. XI 2923, citing J.A. IV 0947</w:t>
-      </w:r>
-      <w:r>
-        <w:noBreakHyphen/>
-      </w:r>
-      <w:r>
-        <w:t xml:space="preserve">0948, 0955, 0957, 0959.</w:t>
+        <w:t xml:space="preserve">Prior to this litigation, the Department of Justice stated that it could not take an official position on the meaning of the law and which ammunition was “principally for use” in handguns. J.A. XI 2923, citing J.A. IV 0947-⁠0948, 0955, 0957, 0959.</w:t>
       </w:r>
     </w:p>
   </w:footnote>
@@ -8914,115 +8794,7 @@
         <w:t xml:space="preserve"> </w:t>
       </w:r>
       <w:r>
-        <w:t xml:space="preserve">UMF 43 (J.A. XI 2935, citing J.A. V 1374</w:t>
-      </w:r>
-      <w:r>
-        <w:noBreakHyphen/>
-      </w:r>
-      <w:r>
-        <w:t xml:space="preserve">1375, 1420); UMF 44 (J.A. XI 2935, citing J.A. V 1200); UMF 45 (J.A. XI 2935, citing J.A. V 1200, 1289</w:t>
-      </w:r>
-      <w:r>
-        <w:noBreakHyphen/>
-      </w:r>
-      <w:r>
-        <w:t xml:space="preserve">1290, 1302); UMF 46 (J.A. XI 2935</w:t>
-      </w:r>
-      <w:r>
-        <w:noBreakHyphen/>
-      </w:r>
-      <w:r>
-        <w:t xml:space="preserve">2937, citing J.A. V 1200, 1293</w:t>
-      </w:r>
-      <w:r>
-        <w:noBreakHyphen/>
-      </w:r>
-      <w:r>
-        <w:t xml:space="preserve">1294, 1340</w:t>
-      </w:r>
-      <w:r>
-        <w:noBreakHyphen/>
-      </w:r>
-      <w:r>
-        <w:t xml:space="preserve">1341); UMF 47 (J.A. XI 2937, citing J.A. V 1340</w:t>
-      </w:r>
-      <w:r>
-        <w:noBreakHyphen/>
-      </w:r>
-      <w:r>
-        <w:t xml:space="preserve">1341, 1374</w:t>
-      </w:r>
-      <w:r>
-        <w:noBreakHyphen/>
-      </w:r>
-      <w:r>
-        <w:t xml:space="preserve">1375); UMF 61 (J.A. XI 2943, citing J.A. V 1200); UMF 62 (J.A. XI 2943, citing J.A. V 1367</w:t>
-      </w:r>
-      <w:r>
-        <w:noBreakHyphen/>
-      </w:r>
-      <w:r>
-        <w:t xml:space="preserve">1368, 1375</w:t>
-      </w:r>
-      <w:r>
-        <w:noBreakHyphen/>
-      </w:r>
-      <w:r>
-        <w:t xml:space="preserve">1376); UMF 63 (J.A. XI 2943, citing J.A. V 1250</w:t>
-      </w:r>
-      <w:r>
-        <w:noBreakHyphen/>
-      </w:r>
-      <w:r>
-        <w:t xml:space="preserve">1252, 1282, 1285</w:t>
-      </w:r>
-      <w:r>
-        <w:noBreakHyphen/>
-      </w:r>
-      <w:r>
-        <w:t xml:space="preserve">1286); UMF 64 (J.A. XI 2945, citing J.A. V 1250</w:t>
-      </w:r>
-      <w:r>
-        <w:noBreakHyphen/>
-      </w:r>
-      <w:r>
-        <w:t xml:space="preserve">1251, 1272</w:t>
-      </w:r>
-      <w:r>
-        <w:noBreakHyphen/>
-      </w:r>
-      <w:r>
-        <w:t xml:space="preserve">1273, 1361, 1364, 1366</w:t>
-      </w:r>
-      <w:r>
-        <w:noBreakHyphen/>
-      </w:r>
-      <w:r>
-        <w:t xml:space="preserve">1367); UMF 65 (J.A. XI 2945, citing J.A. V 1376); UMF 85 (J.A. XI 2955, citing J.A. V 1359</w:t>
-      </w:r>
-      <w:r>
-        <w:noBreakHyphen/>
-      </w:r>
-      <w:r>
-        <w:t xml:space="preserve">1361); UMF 86 (J.A. XI 2955, citing J.A. V 1244</w:t>
-      </w:r>
-      <w:r>
-        <w:noBreakHyphen/>
-      </w:r>
-      <w:r>
-        <w:t xml:space="preserve">1245, 1248, 1298, 1352, 1355, 1359, 1381); UMF 87 (J.A. XI 2957, citing J.A. V 1244</w:t>
-      </w:r>
-      <w:r>
-        <w:noBreakHyphen/>
-      </w:r>
-      <w:r>
-        <w:t xml:space="preserve">1245, 1309</w:t>
-      </w:r>
-      <w:r>
-        <w:noBreakHyphen/>
-      </w:r>
-      <w:r>
-        <w:t xml:space="preserve">1310); UMF 93 (J.A. XI 2959, citing J.A. V 1200).</w:t>
+        <w:t xml:space="preserve">UMF 43 (J.A. XI 2935, citing J.A. V 1374-⁠1375, 1420); UMF 44 (J.A. XI 2935, citing J.A. V 1200); UMF 45 (J.A. XI 2935, citing J.A. V 1200, 1289-⁠1290, 1302); UMF 46 (J.A. XI 2935-⁠2937, citing J.A. V 1200, 1293-⁠1294, 1340-⁠1341); UMF 47 (J.A. XI 2937, citing J.A. V 1340-⁠1341, 1374-⁠1375); UMF 61 (J.A. XI 2943, citing J.A. V 1200); UMF 62 (J.A. XI 2943, citing J.A. V 1367-⁠1368, 1375-⁠1376); UMF 63 (J.A. XI 2943, citing J.A. V 1250-⁠1252, 1282, 1285-⁠1286); UMF 64 (J.A. XI 2945, citing J.A. V 1250-⁠1251, 1272-⁠1273, 1361, 1364, 1366-⁠1367); UMF 65 (J.A. XI 2945, citing J.A. V 1376); UMF 85 (J.A. XI 2955, citing J.A. V 1359-⁠1361); UMF 86 (J.A. XI 2955, citing J.A. V 1244-⁠1245, 1248, 1298, 1352, 1355, 1359, 1381); UMF 87 (J.A. XI 2957, citing J.A. V 1244-⁠1245, 1309-⁠1310); UMF 93 (J.A. XI 2959, citing J.A. V 1200).</w:t>
       </w:r>
     </w:p>
   </w:footnote>
@@ -9240,7 +9012,7 @@
   <w:docDefaults>
     <w:rPrDefault>
       <w:rPr>
-        <w:rFonts w:ascii="EB Garamond" w:hAnsi="EB Garamond" w:eastAsia="EB Garamond" w:cs="EB Garamond"/>
+        <w:rFonts w:ascii="Times New Roman" w:hAnsi="Times New Roman" w:eastAsia="Times New Roman" w:cs="Times New Roman"/>
         <w:sz w:val="26"/>
         <w:szCs w:val="26"/>
         <w:lang w:val="en-US" w:eastAsia="zh-CN" w:bidi="ar-SA"/>
@@ -9432,7 +9204,7 @@
       <w:outlineLvl w:val="0"/>
     </w:pPr>
     <w:rPr>
-      <w:rFonts w:ascii="EB Garamond" w:hAnsi="EB Garamond" w:eastAsia="EB Garamond" w:cs="EB Garamond"/>
+      <w:rFonts w:ascii="Times New Roman" w:hAnsi="Times New Roman" w:eastAsia="Times New Roman" w:cs="Times New Roman"/>
       <w:b/>
       <w:bCs/>
       <w:caps/>
@@ -9459,7 +9231,7 @@
       <w:outlineLvl w:val="1"/>
     </w:pPr>
     <w:rPr>
-      <w:rFonts w:ascii="EB Garamond" w:hAnsi="EB Garamond" w:eastAsia="EB Garamond" w:cs="EB Garamond"/>
+      <w:rFonts w:ascii="Times New Roman" w:hAnsi="Times New Roman" w:eastAsia="Times New Roman" w:cs="Times New Roman"/>
       <w:b/>
       <w:bCs/>
       <w:color w:val="000000"/>
@@ -9485,7 +9257,7 @@
       <w:outlineLvl w:val="2"/>
     </w:pPr>
     <w:rPr>
-      <w:rFonts w:ascii="EB Garamond" w:hAnsi="EB Garamond" w:eastAsia="EB Garamond" w:cs="EB Garamond"/>
+      <w:rFonts w:ascii="Times New Roman" w:hAnsi="Times New Roman" w:eastAsia="Times New Roman" w:cs="Times New Roman"/>
       <w:b/>
       <w:bCs/>
       <w:color w:val="000000"/>
@@ -9511,7 +9283,7 @@
       <w:outlineLvl w:val="3"/>
     </w:pPr>
     <w:rPr>
-      <w:rFonts w:ascii="EB Garamond" w:hAnsi="EB Garamond" w:eastAsia="EB Garamond" w:cs="EB Garamond"/>
+      <w:rFonts w:ascii="Times New Roman" w:hAnsi="Times New Roman" w:eastAsia="Times New Roman" w:cs="Times New Roman"/>
       <w:b/>
       <w:bCs/>
       <w:i/>
@@ -9538,7 +9310,7 @@
       <w:outlineLvl w:val="4"/>
     </w:pPr>
     <w:rPr>
-      <w:rFonts w:ascii="EB Garamond" w:hAnsi="EB Garamond" w:eastAsia="EB Garamond" w:cs="EB Garamond"/>
+      <w:rFonts w:ascii="Times New Roman" w:hAnsi="Times New Roman" w:eastAsia="Times New Roman" w:cs="Times New Roman"/>
       <w:b/>
       <w:bCs/>
       <w:i/>

--- a/courts/ninth-circuit/california/state/court-of-appeal-fifth-district/amicus-brief/usage/OUTPUT-amicus-brief.docx
+++ b/courts/ninth-circuit/california/state/court-of-appeal-fifth-district/amicus-brief/usage/OUTPUT-amicus-brief.docx
@@ -9556,7 +9556,7 @@
     <w:qFormat/>
     <w:pPr>
       <w:keepLines/>
-      <w:spacing w:before="0" w:after="130" w:line="338" w:lineRule="exact"/>
+      <w:spacing w:before="65" w:after="130" w:line="338" w:lineRule="exact"/>
     </w:pPr>
     <w:rPr>
       <w:sz w:val="26"/>
